--- a/test/test.docx
+++ b/test/test.docx
@@ -49,6 +49,7 @@
           <w:rFonts w:ascii="IRANSansX" w:hAnsi="IRANSansX" w:cs="IRANSansX"/>
           <w:sz w:val="24"/>
           <w:szCs w:val="24"/>
+          <w:rtl/>
         </w:rPr>
       </w:pPr>
       <w:r>
@@ -58,8 +59,76 @@
           <w:szCs w:val="24"/>
           <w:rtl/>
         </w:rPr>
-        <w:t>امیدواریم که حال دلتون عالی باشه و هر کجا که هستید، شاد و سلامت و بهروز باشید، و امیدواریم از این برنامه لذت ببرید و کتاب‌های زیادی را به زبان شیرین فارسی ترجمه نمایید.</w:t>
+        <w:t>امیدواریم که حال دلتون عالی باشه و هر کجا که هستید، شاد و سلامت و بهروز باشید، و امیدواریم از این برنام</w:t>
       </w:r>
+      <w:r>
+        <w:rPr>
+          <w:rFonts w:ascii="IRANSansX" w:hAnsi="IRANSansX" w:cs="IRANSansX" w:hint="cs"/>
+          <w:sz w:val="24"/>
+          <w:szCs w:val="24"/>
+          <w:rtl/>
+        </w:rPr>
+        <w:t>ه‌ها</w:t>
+      </w:r>
+      <w:r>
+        <w:rPr>
+          <w:rFonts w:ascii="IRANSansX" w:hAnsi="IRANSansX" w:cs="IRANSansX"/>
+          <w:sz w:val="24"/>
+          <w:szCs w:val="24"/>
+          <w:rtl/>
+        </w:rPr>
+        <w:t xml:space="preserve"> لذت ببرید و کتاب‌های زیادی را به زبان شیرین فارسی ترجمه</w:t>
+      </w:r>
+      <w:r>
+        <w:rPr>
+          <w:rFonts w:ascii="IRANSansX" w:hAnsi="IRANSansX" w:cs="IRANSansX" w:hint="cs"/>
+          <w:sz w:val="24"/>
+          <w:szCs w:val="24"/>
+          <w:rtl/>
+        </w:rPr>
+        <w:t xml:space="preserve"> و منتشر</w:t>
+      </w:r>
+      <w:r>
+        <w:rPr>
+          <w:rFonts w:ascii="IRANSansX" w:hAnsi="IRANSansX" w:cs="IRANSansX"/>
+          <w:sz w:val="24"/>
+          <w:szCs w:val="24"/>
+          <w:rtl/>
+        </w:rPr>
+        <w:t xml:space="preserve"> نمایید.</w:t>
+      </w:r>
+    </w:p>
+    <w:p>
+      <w:pPr>
+        <w:jc w:val="both"/>
+        <w:rPr>
+          <w:rFonts w:ascii="Consolas" w:eastAsia="Times New Roman" w:hAnsi="Consolas" w:cs="Times New Roman" w:hint="cs"/>
+          <w:color w:val="CCCCCC"/>
+          <w:sz w:val="21"/>
+          <w:szCs w:val="21"/>
+          <w:rtl/>
+        </w:rPr>
+      </w:pPr>
+      <w:r>
+        <w:rPr>
+          <w:rFonts w:ascii="IRANSansX" w:hAnsi="IRANSansX" w:cs="IRANSansX" w:hint="cs"/>
+          <w:sz w:val="24"/>
+          <w:szCs w:val="24"/>
+          <w:rtl/>
+        </w:rPr>
+        <w:t>ارادتمند یکایک شما عزیزان هستم...</w:t>
+      </w:r>
+    </w:p>
+    <w:p>
+      <w:pPr>
+        <w:bidi w:val="0"/>
+        <w:jc w:val="both"/>
+        <w:rPr>
+          <w:rFonts w:ascii="IRANSansX" w:hAnsi="IRANSansX" w:cs="IRANSansX"/>
+          <w:sz w:val="24"/>
+          <w:szCs w:val="24"/>
+        </w:rPr>
+      </w:pPr>
     </w:p>
     <w:sectPr>
       <w:pgSz w:w="11906" w:h="16838"/>
